--- a/supplementary/tables_word/Table_7_Actionable_Therapeutic_Targets.docx
+++ b/supplementary/tables_word/Table_7_Actionable_Therapeutic_Targets.docx
@@ -4,23 +4,7 @@
   <w:body>
     <w:p>
       <w:pPr>
-        <w:spacing w:before="80" w:after="80" w:line="276" w:lineRule="auto"/>
-        <w:jc w:val="both"/>
-      </w:pPr>
-      <w:r>
-        <w:rPr>
-          <w:rFonts w:ascii="Times New Roman" w:hAnsi="Times New Roman"/>
-          <w:b/>
-          <w:i w:val="0"/>
-          <w:color w:val="000000"/>
-          <w:sz w:val="24"/>
-        </w:rPr>
-        <w:t>Supplementary Table S7</w:t>
-      </w:r>
-    </w:p>
-    <w:p>
-      <w:pPr>
-        <w:spacing w:before="80" w:after="80" w:line="276" w:lineRule="auto"/>
+        <w:spacing w:before="0" w:after="120" w:line="276" w:lineRule="auto"/>
         <w:jc w:val="both"/>
       </w:pPr>
       <w:r>
@@ -66,10 +50,10 @@
             <w:tcW w:type="dxa" w:w="2160"/>
             <w:vAlign w:val="center"/>
             <w:tcMar>
-              <w:top w:w="90" w:type="dxa"/>
-              <w:bottom w:w="90" w:type="dxa"/>
-              <w:left w:w="130" w:type="dxa"/>
-              <w:right w:w="130" w:type="dxa"/>
+              <w:top w:w="70" w:type="dxa"/>
+              <w:bottom w:w="70" w:type="dxa"/>
+              <w:left w:w="100" w:type="dxa"/>
+              <w:right w:w="100" w:type="dxa"/>
             </w:tcMar>
           </w:tcPr>
           <w:p>
@@ -83,7 +67,7 @@
                 <w:rFonts w:ascii="Times New Roman" w:hAnsi="Times New Roman"/>
                 <w:b/>
                 <w:color w:val="000000"/>
-                <w:sz w:val="19"/>
+                <w:sz w:val="17"/>
               </w:rPr>
               <w:t>Master Regulator</w:t>
             </w:r>
@@ -94,10 +78,10 @@
             <w:tcW w:type="dxa" w:w="2160"/>
             <w:vAlign w:val="center"/>
             <w:tcMar>
-              <w:top w:w="90" w:type="dxa"/>
-              <w:bottom w:w="90" w:type="dxa"/>
-              <w:left w:w="130" w:type="dxa"/>
-              <w:right w:w="130" w:type="dxa"/>
+              <w:top w:w="70" w:type="dxa"/>
+              <w:bottom w:w="70" w:type="dxa"/>
+              <w:left w:w="100" w:type="dxa"/>
+              <w:right w:w="100" w:type="dxa"/>
             </w:tcMar>
           </w:tcPr>
           <w:p>
@@ -111,7 +95,7 @@
                 <w:rFonts w:ascii="Times New Roman" w:hAnsi="Times New Roman"/>
                 <w:b/>
                 <w:color w:val="000000"/>
-                <w:sz w:val="19"/>
+                <w:sz w:val="17"/>
               </w:rPr>
               <w:t>Target Mechanism</w:t>
             </w:r>
@@ -122,10 +106,10 @@
             <w:tcW w:type="dxa" w:w="2160"/>
             <w:vAlign w:val="center"/>
             <w:tcMar>
-              <w:top w:w="90" w:type="dxa"/>
-              <w:bottom w:w="90" w:type="dxa"/>
-              <w:left w:w="130" w:type="dxa"/>
-              <w:right w:w="130" w:type="dxa"/>
+              <w:top w:w="70" w:type="dxa"/>
+              <w:bottom w:w="70" w:type="dxa"/>
+              <w:left w:w="100" w:type="dxa"/>
+              <w:right w:w="100" w:type="dxa"/>
             </w:tcMar>
           </w:tcPr>
           <w:p>
@@ -139,7 +123,7 @@
                 <w:rFonts w:ascii="Times New Roman" w:hAnsi="Times New Roman"/>
                 <w:b/>
                 <w:color w:val="000000"/>
-                <w:sz w:val="19"/>
+                <w:sz w:val="17"/>
               </w:rPr>
               <w:t>Candidate Inhibitors</w:t>
             </w:r>
@@ -150,10 +134,10 @@
             <w:tcW w:type="dxa" w:w="2160"/>
             <w:vAlign w:val="center"/>
             <w:tcMar>
-              <w:top w:w="90" w:type="dxa"/>
-              <w:bottom w:w="90" w:type="dxa"/>
-              <w:left w:w="130" w:type="dxa"/>
-              <w:right w:w="130" w:type="dxa"/>
+              <w:top w:w="70" w:type="dxa"/>
+              <w:bottom w:w="70" w:type="dxa"/>
+              <w:left w:w="100" w:type="dxa"/>
+              <w:right w:w="100" w:type="dxa"/>
             </w:tcMar>
           </w:tcPr>
           <w:p>
@@ -167,7 +151,7 @@
                 <w:rFonts w:ascii="Times New Roman" w:hAnsi="Times New Roman"/>
                 <w:b/>
                 <w:color w:val="000000"/>
-                <w:sz w:val="19"/>
+                <w:sz w:val="17"/>
               </w:rPr>
               <w:t>Clinical Phase</w:t>
             </w:r>
@@ -178,10 +162,10 @@
             <w:tcW w:type="dxa" w:w="2160"/>
             <w:vAlign w:val="center"/>
             <w:tcMar>
-              <w:top w:w="90" w:type="dxa"/>
-              <w:bottom w:w="90" w:type="dxa"/>
-              <w:left w:w="130" w:type="dxa"/>
-              <w:right w:w="130" w:type="dxa"/>
+              <w:top w:w="70" w:type="dxa"/>
+              <w:bottom w:w="70" w:type="dxa"/>
+              <w:left w:w="100" w:type="dxa"/>
+              <w:right w:w="100" w:type="dxa"/>
             </w:tcMar>
           </w:tcPr>
           <w:p>
@@ -195,7 +179,7 @@
                 <w:rFonts w:ascii="Times New Roman" w:hAnsi="Times New Roman"/>
                 <w:b/>
                 <w:color w:val="000000"/>
-                <w:sz w:val="19"/>
+                <w:sz w:val="17"/>
               </w:rPr>
               <w:t>Mechanism of Action</w:t>
             </w:r>
@@ -206,10 +190,10 @@
             <w:tcW w:type="dxa" w:w="2160"/>
             <w:vAlign w:val="center"/>
             <w:tcMar>
-              <w:top w:w="90" w:type="dxa"/>
-              <w:bottom w:w="90" w:type="dxa"/>
-              <w:left w:w="130" w:type="dxa"/>
-              <w:right w:w="130" w:type="dxa"/>
+              <w:top w:w="70" w:type="dxa"/>
+              <w:bottom w:w="70" w:type="dxa"/>
+              <w:left w:w="100" w:type="dxa"/>
+              <w:right w:w="100" w:type="dxa"/>
             </w:tcMar>
           </w:tcPr>
           <w:p>
@@ -223,7 +207,7 @@
                 <w:rFonts w:ascii="Times New Roman" w:hAnsi="Times New Roman"/>
                 <w:b/>
                 <w:color w:val="000000"/>
-                <w:sz w:val="19"/>
+                <w:sz w:val="17"/>
               </w:rPr>
               <w:t>Sensitivity Score</w:t>
             </w:r>
@@ -236,10 +220,10 @@
             <w:tcW w:type="dxa" w:w="2160"/>
             <w:vAlign w:val="center"/>
             <w:tcMar>
-              <w:top w:w="90" w:type="dxa"/>
-              <w:bottom w:w="90" w:type="dxa"/>
-              <w:left w:w="130" w:type="dxa"/>
-              <w:right w:w="130" w:type="dxa"/>
+              <w:top w:w="70" w:type="dxa"/>
+              <w:bottom w:w="70" w:type="dxa"/>
+              <w:left w:w="100" w:type="dxa"/>
+              <w:right w:w="100" w:type="dxa"/>
             </w:tcMar>
           </w:tcPr>
           <w:p>
@@ -253,7 +237,7 @@
                 <w:rFonts w:ascii="Times New Roman" w:hAnsi="Times New Roman"/>
                 <w:b w:val="0"/>
                 <w:color w:val="000000"/>
-                <w:sz w:val="19"/>
+                <w:sz w:val="17"/>
               </w:rPr>
               <w:t>MYC</w:t>
             </w:r>
@@ -264,10 +248,10 @@
             <w:tcW w:type="dxa" w:w="2160"/>
             <w:vAlign w:val="center"/>
             <w:tcMar>
-              <w:top w:w="90" w:type="dxa"/>
-              <w:bottom w:w="90" w:type="dxa"/>
-              <w:left w:w="130" w:type="dxa"/>
-              <w:right w:w="130" w:type="dxa"/>
+              <w:top w:w="70" w:type="dxa"/>
+              <w:bottom w:w="70" w:type="dxa"/>
+              <w:left w:w="100" w:type="dxa"/>
+              <w:right w:w="100" w:type="dxa"/>
             </w:tcMar>
           </w:tcPr>
           <w:p>
@@ -281,7 +265,7 @@
                 <w:rFonts w:ascii="Times New Roman" w:hAnsi="Times New Roman"/>
                 <w:b w:val="0"/>
                 <w:color w:val="000000"/>
-                <w:sz w:val="19"/>
+                <w:sz w:val="17"/>
               </w:rPr>
               <w:t>Super-Enhancer / BRD4 Transcription</w:t>
             </w:r>
@@ -292,10 +276,10 @@
             <w:tcW w:type="dxa" w:w="2160"/>
             <w:vAlign w:val="center"/>
             <w:tcMar>
-              <w:top w:w="90" w:type="dxa"/>
-              <w:bottom w:w="90" w:type="dxa"/>
-              <w:left w:w="130" w:type="dxa"/>
-              <w:right w:w="130" w:type="dxa"/>
+              <w:top w:w="70" w:type="dxa"/>
+              <w:bottom w:w="70" w:type="dxa"/>
+              <w:left w:w="100" w:type="dxa"/>
+              <w:right w:w="100" w:type="dxa"/>
             </w:tcMar>
           </w:tcPr>
           <w:p>
@@ -309,7 +293,7 @@
                 <w:rFonts w:ascii="Times New Roman" w:hAnsi="Times New Roman"/>
                 <w:b w:val="0"/>
                 <w:color w:val="000000"/>
-                <w:sz w:val="19"/>
+                <w:sz w:val="17"/>
               </w:rPr>
               <w:t>JQ1, OTX015 (Birabresib), THZ1 (CDK7i)</w:t>
             </w:r>
@@ -320,10 +304,10 @@
             <w:tcW w:type="dxa" w:w="2160"/>
             <w:vAlign w:val="center"/>
             <w:tcMar>
-              <w:top w:w="90" w:type="dxa"/>
-              <w:bottom w:w="90" w:type="dxa"/>
-              <w:left w:w="130" w:type="dxa"/>
-              <w:right w:w="130" w:type="dxa"/>
+              <w:top w:w="70" w:type="dxa"/>
+              <w:bottom w:w="70" w:type="dxa"/>
+              <w:left w:w="100" w:type="dxa"/>
+              <w:right w:w="100" w:type="dxa"/>
             </w:tcMar>
           </w:tcPr>
           <w:p>
@@ -337,7 +321,7 @@
                 <w:rFonts w:ascii="Times New Roman" w:hAnsi="Times New Roman"/>
                 <w:b w:val="0"/>
                 <w:color w:val="000000"/>
-                <w:sz w:val="19"/>
+                <w:sz w:val="17"/>
               </w:rPr>
               <w:t>Phase I/II Clinical Trials</w:t>
             </w:r>
@@ -348,10 +332,10 @@
             <w:tcW w:type="dxa" w:w="2160"/>
             <w:vAlign w:val="center"/>
             <w:tcMar>
-              <w:top w:w="90" w:type="dxa"/>
-              <w:bottom w:w="90" w:type="dxa"/>
-              <w:left w:w="130" w:type="dxa"/>
-              <w:right w:w="130" w:type="dxa"/>
+              <w:top w:w="70" w:type="dxa"/>
+              <w:bottom w:w="70" w:type="dxa"/>
+              <w:left w:w="100" w:type="dxa"/>
+              <w:right w:w="100" w:type="dxa"/>
             </w:tcMar>
           </w:tcPr>
           <w:p>
@@ -365,7 +349,7 @@
                 <w:rFonts w:ascii="Times New Roman" w:hAnsi="Times New Roman"/>
                 <w:b w:val="0"/>
                 <w:color w:val="000000"/>
-                <w:sz w:val="19"/>
+                <w:sz w:val="17"/>
               </w:rPr>
               <w:t>Disrupts BRD4 chromatin remodeling at oncogenic super-enhancers</w:t>
             </w:r>
@@ -376,10 +360,10 @@
             <w:tcW w:type="dxa" w:w="2160"/>
             <w:vAlign w:val="center"/>
             <w:tcMar>
-              <w:top w:w="90" w:type="dxa"/>
-              <w:bottom w:w="90" w:type="dxa"/>
-              <w:left w:w="130" w:type="dxa"/>
-              <w:right w:w="130" w:type="dxa"/>
+              <w:top w:w="70" w:type="dxa"/>
+              <w:bottom w:w="70" w:type="dxa"/>
+              <w:left w:w="100" w:type="dxa"/>
+              <w:right w:w="100" w:type="dxa"/>
             </w:tcMar>
           </w:tcPr>
           <w:p>
@@ -393,7 +377,7 @@
                 <w:rFonts w:ascii="Times New Roman" w:hAnsi="Times New Roman"/>
                 <w:b w:val="0"/>
                 <w:color w:val="000000"/>
-                <w:sz w:val="19"/>
+                <w:sz w:val="17"/>
               </w:rPr>
               <w:t>0.94</w:t>
             </w:r>
@@ -406,10 +390,10 @@
             <w:tcW w:type="dxa" w:w="2160"/>
             <w:vAlign w:val="center"/>
             <w:tcMar>
-              <w:top w:w="90" w:type="dxa"/>
-              <w:bottom w:w="90" w:type="dxa"/>
-              <w:left w:w="130" w:type="dxa"/>
-              <w:right w:w="130" w:type="dxa"/>
+              <w:top w:w="70" w:type="dxa"/>
+              <w:bottom w:w="70" w:type="dxa"/>
+              <w:left w:w="100" w:type="dxa"/>
+              <w:right w:w="100" w:type="dxa"/>
             </w:tcMar>
           </w:tcPr>
           <w:p>
@@ -423,7 +407,7 @@
                 <w:rFonts w:ascii="Times New Roman" w:hAnsi="Times New Roman"/>
                 <w:b w:val="0"/>
                 <w:color w:val="000000"/>
-                <w:sz w:val="19"/>
+                <w:sz w:val="17"/>
               </w:rPr>
               <w:t>EP300</w:t>
             </w:r>
@@ -434,10 +418,10 @@
             <w:tcW w:type="dxa" w:w="2160"/>
             <w:vAlign w:val="center"/>
             <w:tcMar>
-              <w:top w:w="90" w:type="dxa"/>
-              <w:bottom w:w="90" w:type="dxa"/>
-              <w:left w:w="130" w:type="dxa"/>
-              <w:right w:w="130" w:type="dxa"/>
+              <w:top w:w="70" w:type="dxa"/>
+              <w:bottom w:w="70" w:type="dxa"/>
+              <w:left w:w="100" w:type="dxa"/>
+              <w:right w:w="100" w:type="dxa"/>
             </w:tcMar>
           </w:tcPr>
           <w:p>
@@ -451,7 +435,7 @@
                 <w:rFonts w:ascii="Times New Roman" w:hAnsi="Times New Roman"/>
                 <w:b w:val="0"/>
                 <w:color w:val="000000"/>
-                <w:sz w:val="19"/>
+                <w:sz w:val="17"/>
               </w:rPr>
               <w:t>Histone Acetyltransferase (HAT) Domain</w:t>
             </w:r>
@@ -462,10 +446,10 @@
             <w:tcW w:type="dxa" w:w="2160"/>
             <w:vAlign w:val="center"/>
             <w:tcMar>
-              <w:top w:w="90" w:type="dxa"/>
-              <w:bottom w:w="90" w:type="dxa"/>
-              <w:left w:w="130" w:type="dxa"/>
-              <w:right w:w="130" w:type="dxa"/>
+              <w:top w:w="70" w:type="dxa"/>
+              <w:bottom w:w="70" w:type="dxa"/>
+              <w:left w:w="100" w:type="dxa"/>
+              <w:right w:w="100" w:type="dxa"/>
             </w:tcMar>
           </w:tcPr>
           <w:p>
@@ -479,7 +463,7 @@
                 <w:rFonts w:ascii="Times New Roman" w:hAnsi="Times New Roman"/>
                 <w:b w:val="0"/>
                 <w:color w:val="000000"/>
-                <w:sz w:val="19"/>
+                <w:sz w:val="17"/>
               </w:rPr>
               <w:t>A-485, CCS1477 (Inobrodib)</w:t>
             </w:r>
@@ -490,10 +474,10 @@
             <w:tcW w:type="dxa" w:w="2160"/>
             <w:vAlign w:val="center"/>
             <w:tcMar>
-              <w:top w:w="90" w:type="dxa"/>
-              <w:bottom w:w="90" w:type="dxa"/>
-              <w:left w:w="130" w:type="dxa"/>
-              <w:right w:w="130" w:type="dxa"/>
+              <w:top w:w="70" w:type="dxa"/>
+              <w:bottom w:w="70" w:type="dxa"/>
+              <w:left w:w="100" w:type="dxa"/>
+              <w:right w:w="100" w:type="dxa"/>
             </w:tcMar>
           </w:tcPr>
           <w:p>
@@ -507,7 +491,7 @@
                 <w:rFonts w:ascii="Times New Roman" w:hAnsi="Times New Roman"/>
                 <w:b w:val="0"/>
                 <w:color w:val="000000"/>
-                <w:sz w:val="19"/>
+                <w:sz w:val="17"/>
               </w:rPr>
               <w:t>Phase I/II Clinical Trials</w:t>
             </w:r>
@@ -518,10 +502,10 @@
             <w:tcW w:type="dxa" w:w="2160"/>
             <w:vAlign w:val="center"/>
             <w:tcMar>
-              <w:top w:w="90" w:type="dxa"/>
-              <w:bottom w:w="90" w:type="dxa"/>
-              <w:left w:w="130" w:type="dxa"/>
-              <w:right w:w="130" w:type="dxa"/>
+              <w:top w:w="70" w:type="dxa"/>
+              <w:bottom w:w="70" w:type="dxa"/>
+              <w:left w:w="100" w:type="dxa"/>
+              <w:right w:w="100" w:type="dxa"/>
             </w:tcMar>
           </w:tcPr>
           <w:p>
@@ -535,7 +519,7 @@
                 <w:rFonts w:ascii="Times New Roman" w:hAnsi="Times New Roman"/>
                 <w:b w:val="0"/>
                 <w:color w:val="000000"/>
-                <w:sz w:val="19"/>
+                <w:sz w:val="17"/>
               </w:rPr>
               <w:t>Blocks histone H3K27 acetylation, collapsing enhancer clusters</w:t>
             </w:r>
@@ -546,10 +530,10 @@
             <w:tcW w:type="dxa" w:w="2160"/>
             <w:vAlign w:val="center"/>
             <w:tcMar>
-              <w:top w:w="90" w:type="dxa"/>
-              <w:bottom w:w="90" w:type="dxa"/>
-              <w:left w:w="130" w:type="dxa"/>
-              <w:right w:w="130" w:type="dxa"/>
+              <w:top w:w="70" w:type="dxa"/>
+              <w:bottom w:w="70" w:type="dxa"/>
+              <w:left w:w="100" w:type="dxa"/>
+              <w:right w:w="100" w:type="dxa"/>
             </w:tcMar>
           </w:tcPr>
           <w:p>
@@ -563,7 +547,7 @@
                 <w:rFonts w:ascii="Times New Roman" w:hAnsi="Times New Roman"/>
                 <w:b w:val="0"/>
                 <w:color w:val="000000"/>
-                <w:sz w:val="19"/>
+                <w:sz w:val="17"/>
               </w:rPr>
               <w:t>0.89</w:t>
             </w:r>
@@ -576,10 +560,10 @@
             <w:tcW w:type="dxa" w:w="2160"/>
             <w:vAlign w:val="center"/>
             <w:tcMar>
-              <w:top w:w="90" w:type="dxa"/>
-              <w:bottom w:w="90" w:type="dxa"/>
-              <w:left w:w="130" w:type="dxa"/>
-              <w:right w:w="130" w:type="dxa"/>
+              <w:top w:w="70" w:type="dxa"/>
+              <w:bottom w:w="70" w:type="dxa"/>
+              <w:left w:w="100" w:type="dxa"/>
+              <w:right w:w="100" w:type="dxa"/>
             </w:tcMar>
           </w:tcPr>
           <w:p>
@@ -593,7 +577,7 @@
                 <w:rFonts w:ascii="Times New Roman" w:hAnsi="Times New Roman"/>
                 <w:b w:val="0"/>
                 <w:color w:val="000000"/>
-                <w:sz w:val="19"/>
+                <w:sz w:val="17"/>
               </w:rPr>
               <w:t>HDAC2</w:t>
             </w:r>
@@ -604,10 +588,10 @@
             <w:tcW w:type="dxa" w:w="2160"/>
             <w:vAlign w:val="center"/>
             <w:tcMar>
-              <w:top w:w="90" w:type="dxa"/>
-              <w:bottom w:w="90" w:type="dxa"/>
-              <w:left w:w="130" w:type="dxa"/>
-              <w:right w:w="130" w:type="dxa"/>
+              <w:top w:w="70" w:type="dxa"/>
+              <w:bottom w:w="70" w:type="dxa"/>
+              <w:left w:w="100" w:type="dxa"/>
+              <w:right w:w="100" w:type="dxa"/>
             </w:tcMar>
           </w:tcPr>
           <w:p>
@@ -621,7 +605,7 @@
                 <w:rFonts w:ascii="Times New Roman" w:hAnsi="Times New Roman"/>
                 <w:b w:val="0"/>
                 <w:color w:val="000000"/>
-                <w:sz w:val="19"/>
+                <w:sz w:val="17"/>
               </w:rPr>
               <w:t>Class I Histone Deacetylase</w:t>
             </w:r>
@@ -632,10 +616,10 @@
             <w:tcW w:type="dxa" w:w="2160"/>
             <w:vAlign w:val="center"/>
             <w:tcMar>
-              <w:top w:w="90" w:type="dxa"/>
-              <w:bottom w:w="90" w:type="dxa"/>
-              <w:left w:w="130" w:type="dxa"/>
-              <w:right w:w="130" w:type="dxa"/>
+              <w:top w:w="70" w:type="dxa"/>
+              <w:bottom w:w="70" w:type="dxa"/>
+              <w:left w:w="100" w:type="dxa"/>
+              <w:right w:w="100" w:type="dxa"/>
             </w:tcMar>
           </w:tcPr>
           <w:p>
@@ -649,7 +633,7 @@
                 <w:rFonts w:ascii="Times New Roman" w:hAnsi="Times New Roman"/>
                 <w:b w:val="0"/>
                 <w:color w:val="000000"/>
-                <w:sz w:val="19"/>
+                <w:sz w:val="17"/>
               </w:rPr>
               <w:t>Vorinostat (SAHA), Entinostat, Panobinostat</w:t>
             </w:r>
@@ -660,10 +644,10 @@
             <w:tcW w:type="dxa" w:w="2160"/>
             <w:vAlign w:val="center"/>
             <w:tcMar>
-              <w:top w:w="90" w:type="dxa"/>
-              <w:bottom w:w="90" w:type="dxa"/>
-              <w:left w:w="130" w:type="dxa"/>
-              <w:right w:w="130" w:type="dxa"/>
+              <w:top w:w="70" w:type="dxa"/>
+              <w:bottom w:w="70" w:type="dxa"/>
+              <w:left w:w="100" w:type="dxa"/>
+              <w:right w:w="100" w:type="dxa"/>
             </w:tcMar>
           </w:tcPr>
           <w:p>
@@ -677,7 +661,7 @@
                 <w:rFonts w:ascii="Times New Roman" w:hAnsi="Times New Roman"/>
                 <w:b w:val="0"/>
                 <w:color w:val="000000"/>
-                <w:sz w:val="19"/>
+                <w:sz w:val="17"/>
               </w:rPr>
               <w:t>FDA Approved / Phase II in TNBC</w:t>
             </w:r>
@@ -688,10 +672,10 @@
             <w:tcW w:type="dxa" w:w="2160"/>
             <w:vAlign w:val="center"/>
             <w:tcMar>
-              <w:top w:w="90" w:type="dxa"/>
-              <w:bottom w:w="90" w:type="dxa"/>
-              <w:left w:w="130" w:type="dxa"/>
-              <w:right w:w="130" w:type="dxa"/>
+              <w:top w:w="70" w:type="dxa"/>
+              <w:bottom w:w="70" w:type="dxa"/>
+              <w:left w:w="100" w:type="dxa"/>
+              <w:right w:w="100" w:type="dxa"/>
             </w:tcMar>
           </w:tcPr>
           <w:p>
@@ -705,7 +689,7 @@
                 <w:rFonts w:ascii="Times New Roman" w:hAnsi="Times New Roman"/>
                 <w:b w:val="0"/>
                 <w:color w:val="000000"/>
-                <w:sz w:val="19"/>
+                <w:sz w:val="17"/>
               </w:rPr>
               <w:t>Reverses epigenetic silencing of pro-apoptotic genes</w:t>
             </w:r>
@@ -716,10 +700,10 @@
             <w:tcW w:type="dxa" w:w="2160"/>
             <w:vAlign w:val="center"/>
             <w:tcMar>
-              <w:top w:w="90" w:type="dxa"/>
-              <w:bottom w:w="90" w:type="dxa"/>
-              <w:left w:w="130" w:type="dxa"/>
-              <w:right w:w="130" w:type="dxa"/>
+              <w:top w:w="70" w:type="dxa"/>
+              <w:bottom w:w="70" w:type="dxa"/>
+              <w:left w:w="100" w:type="dxa"/>
+              <w:right w:w="100" w:type="dxa"/>
             </w:tcMar>
           </w:tcPr>
           <w:p>
@@ -733,7 +717,7 @@
                 <w:rFonts w:ascii="Times New Roman" w:hAnsi="Times New Roman"/>
                 <w:b w:val="0"/>
                 <w:color w:val="000000"/>
-                <w:sz w:val="19"/>
+                <w:sz w:val="17"/>
               </w:rPr>
               <w:t>0.85</w:t>
             </w:r>
@@ -746,10 +730,10 @@
             <w:tcW w:type="dxa" w:w="2160"/>
             <w:vAlign w:val="center"/>
             <w:tcMar>
-              <w:top w:w="90" w:type="dxa"/>
-              <w:bottom w:w="90" w:type="dxa"/>
-              <w:left w:w="130" w:type="dxa"/>
-              <w:right w:w="130" w:type="dxa"/>
+              <w:top w:w="70" w:type="dxa"/>
+              <w:bottom w:w="70" w:type="dxa"/>
+              <w:left w:w="100" w:type="dxa"/>
+              <w:right w:w="100" w:type="dxa"/>
             </w:tcMar>
           </w:tcPr>
           <w:p>
@@ -763,7 +747,7 @@
                 <w:rFonts w:ascii="Times New Roman" w:hAnsi="Times New Roman"/>
                 <w:b w:val="0"/>
                 <w:color w:val="000000"/>
-                <w:sz w:val="19"/>
+                <w:sz w:val="17"/>
               </w:rPr>
               <w:t>JUND / FOS</w:t>
             </w:r>
@@ -774,10 +758,10 @@
             <w:tcW w:type="dxa" w:w="2160"/>
             <w:vAlign w:val="center"/>
             <w:tcMar>
-              <w:top w:w="90" w:type="dxa"/>
-              <w:bottom w:w="90" w:type="dxa"/>
-              <w:left w:w="130" w:type="dxa"/>
-              <w:right w:w="130" w:type="dxa"/>
+              <w:top w:w="70" w:type="dxa"/>
+              <w:bottom w:w="70" w:type="dxa"/>
+              <w:left w:w="100" w:type="dxa"/>
+              <w:right w:w="100" w:type="dxa"/>
             </w:tcMar>
           </w:tcPr>
           <w:p>
@@ -791,7 +775,7 @@
                 <w:rFonts w:ascii="Times New Roman" w:hAnsi="Times New Roman"/>
                 <w:b w:val="0"/>
                 <w:color w:val="000000"/>
-                <w:sz w:val="19"/>
+                <w:sz w:val="17"/>
               </w:rPr>
               <w:t>AP-1 Dimerization &amp; DNA Binding</w:t>
             </w:r>
@@ -802,10 +786,10 @@
             <w:tcW w:type="dxa" w:w="2160"/>
             <w:vAlign w:val="center"/>
             <w:tcMar>
-              <w:top w:w="90" w:type="dxa"/>
-              <w:bottom w:w="90" w:type="dxa"/>
-              <w:left w:w="130" w:type="dxa"/>
-              <w:right w:w="130" w:type="dxa"/>
+              <w:top w:w="70" w:type="dxa"/>
+              <w:bottom w:w="70" w:type="dxa"/>
+              <w:left w:w="100" w:type="dxa"/>
+              <w:right w:w="100" w:type="dxa"/>
             </w:tcMar>
           </w:tcPr>
           <w:p>
@@ -819,7 +803,7 @@
                 <w:rFonts w:ascii="Times New Roman" w:hAnsi="Times New Roman"/>
                 <w:b w:val="0"/>
                 <w:color w:val="000000"/>
-                <w:sz w:val="19"/>
+                <w:sz w:val="17"/>
               </w:rPr>
               <w:t>T-5224, Verteporfin</w:t>
             </w:r>
@@ -830,10 +814,10 @@
             <w:tcW w:type="dxa" w:w="2160"/>
             <w:vAlign w:val="center"/>
             <w:tcMar>
-              <w:top w:w="90" w:type="dxa"/>
-              <w:bottom w:w="90" w:type="dxa"/>
-              <w:left w:w="130" w:type="dxa"/>
-              <w:right w:w="130" w:type="dxa"/>
+              <w:top w:w="70" w:type="dxa"/>
+              <w:bottom w:w="70" w:type="dxa"/>
+              <w:left w:w="100" w:type="dxa"/>
+              <w:right w:w="100" w:type="dxa"/>
             </w:tcMar>
           </w:tcPr>
           <w:p>
@@ -847,7 +831,7 @@
                 <w:rFonts w:ascii="Times New Roman" w:hAnsi="Times New Roman"/>
                 <w:b w:val="0"/>
                 <w:color w:val="000000"/>
-                <w:sz w:val="19"/>
+                <w:sz w:val="17"/>
               </w:rPr>
               <w:t>Preclinical / Repurposed</w:t>
             </w:r>
@@ -858,10 +842,10 @@
             <w:tcW w:type="dxa" w:w="2160"/>
             <w:vAlign w:val="center"/>
             <w:tcMar>
-              <w:top w:w="90" w:type="dxa"/>
-              <w:bottom w:w="90" w:type="dxa"/>
-              <w:left w:w="130" w:type="dxa"/>
-              <w:right w:w="130" w:type="dxa"/>
+              <w:top w:w="70" w:type="dxa"/>
+              <w:bottom w:w="70" w:type="dxa"/>
+              <w:left w:w="100" w:type="dxa"/>
+              <w:right w:w="100" w:type="dxa"/>
             </w:tcMar>
           </w:tcPr>
           <w:p>
@@ -875,7 +859,7 @@
                 <w:rFonts w:ascii="Times New Roman" w:hAnsi="Times New Roman"/>
                 <w:b w:val="0"/>
                 <w:color w:val="000000"/>
-                <w:sz w:val="19"/>
+                <w:sz w:val="17"/>
               </w:rPr>
               <w:t>Inhibits AP-1 DNA binding; suppresses EMT and metastasis</w:t>
             </w:r>
@@ -886,10 +870,10 @@
             <w:tcW w:type="dxa" w:w="2160"/>
             <w:vAlign w:val="center"/>
             <w:tcMar>
-              <w:top w:w="90" w:type="dxa"/>
-              <w:bottom w:w="90" w:type="dxa"/>
-              <w:left w:w="130" w:type="dxa"/>
-              <w:right w:w="130" w:type="dxa"/>
+              <w:top w:w="70" w:type="dxa"/>
+              <w:bottom w:w="70" w:type="dxa"/>
+              <w:left w:w="100" w:type="dxa"/>
+              <w:right w:w="100" w:type="dxa"/>
             </w:tcMar>
           </w:tcPr>
           <w:p>
@@ -903,7 +887,7 @@
                 <w:rFonts w:ascii="Times New Roman" w:hAnsi="Times New Roman"/>
                 <w:b w:val="0"/>
                 <w:color w:val="000000"/>
-                <w:sz w:val="19"/>
+                <w:sz w:val="17"/>
               </w:rPr>
               <w:t>0.82</w:t>
             </w:r>
@@ -916,10 +900,10 @@
             <w:tcW w:type="dxa" w:w="2160"/>
             <w:vAlign w:val="center"/>
             <w:tcMar>
-              <w:top w:w="90" w:type="dxa"/>
-              <w:bottom w:w="90" w:type="dxa"/>
-              <w:left w:w="130" w:type="dxa"/>
-              <w:right w:w="130" w:type="dxa"/>
+              <w:top w:w="70" w:type="dxa"/>
+              <w:bottom w:w="70" w:type="dxa"/>
+              <w:left w:w="100" w:type="dxa"/>
+              <w:right w:w="100" w:type="dxa"/>
             </w:tcMar>
           </w:tcPr>
           <w:p>
@@ -933,7 +917,7 @@
                 <w:rFonts w:ascii="Times New Roman" w:hAnsi="Times New Roman"/>
                 <w:b w:val="0"/>
                 <w:color w:val="000000"/>
-                <w:sz w:val="19"/>
+                <w:sz w:val="17"/>
               </w:rPr>
               <w:t>SP1</w:t>
             </w:r>
@@ -944,10 +928,10 @@
             <w:tcW w:type="dxa" w:w="2160"/>
             <w:vAlign w:val="center"/>
             <w:tcMar>
-              <w:top w:w="90" w:type="dxa"/>
-              <w:bottom w:w="90" w:type="dxa"/>
-              <w:left w:w="130" w:type="dxa"/>
-              <w:right w:w="130" w:type="dxa"/>
+              <w:top w:w="70" w:type="dxa"/>
+              <w:bottom w:w="70" w:type="dxa"/>
+              <w:left w:w="100" w:type="dxa"/>
+              <w:right w:w="100" w:type="dxa"/>
             </w:tcMar>
           </w:tcPr>
           <w:p>
@@ -961,7 +945,7 @@
                 <w:rFonts w:ascii="Times New Roman" w:hAnsi="Times New Roman"/>
                 <w:b w:val="0"/>
                 <w:color w:val="000000"/>
-                <w:sz w:val="19"/>
+                <w:sz w:val="17"/>
               </w:rPr>
               <w:t>Zinc Finger Transcription Factor</w:t>
             </w:r>
@@ -972,10 +956,10 @@
             <w:tcW w:type="dxa" w:w="2160"/>
             <w:vAlign w:val="center"/>
             <w:tcMar>
-              <w:top w:w="90" w:type="dxa"/>
-              <w:bottom w:w="90" w:type="dxa"/>
-              <w:left w:w="130" w:type="dxa"/>
-              <w:right w:w="130" w:type="dxa"/>
+              <w:top w:w="70" w:type="dxa"/>
+              <w:bottom w:w="70" w:type="dxa"/>
+              <w:left w:w="100" w:type="dxa"/>
+              <w:right w:w="100" w:type="dxa"/>
             </w:tcMar>
           </w:tcPr>
           <w:p>
@@ -989,7 +973,7 @@
                 <w:rFonts w:ascii="Times New Roman" w:hAnsi="Times New Roman"/>
                 <w:b w:val="0"/>
                 <w:color w:val="000000"/>
-                <w:sz w:val="19"/>
+                <w:sz w:val="17"/>
               </w:rPr>
               <w:t>Mithramycin A, EC-8042</w:t>
             </w:r>
@@ -1000,10 +984,10 @@
             <w:tcW w:type="dxa" w:w="2160"/>
             <w:vAlign w:val="center"/>
             <w:tcMar>
-              <w:top w:w="90" w:type="dxa"/>
-              <w:bottom w:w="90" w:type="dxa"/>
-              <w:left w:w="130" w:type="dxa"/>
-              <w:right w:w="130" w:type="dxa"/>
+              <w:top w:w="70" w:type="dxa"/>
+              <w:bottom w:w="70" w:type="dxa"/>
+              <w:left w:w="100" w:type="dxa"/>
+              <w:right w:w="100" w:type="dxa"/>
             </w:tcMar>
           </w:tcPr>
           <w:p>
@@ -1017,7 +1001,7 @@
                 <w:rFonts w:ascii="Times New Roman" w:hAnsi="Times New Roman"/>
                 <w:b w:val="0"/>
                 <w:color w:val="000000"/>
-                <w:sz w:val="19"/>
+                <w:sz w:val="17"/>
               </w:rPr>
               <w:t>Phase I / Preclinical</w:t>
             </w:r>
@@ -1028,10 +1012,10 @@
             <w:tcW w:type="dxa" w:w="2160"/>
             <w:vAlign w:val="center"/>
             <w:tcMar>
-              <w:top w:w="90" w:type="dxa"/>
-              <w:bottom w:w="90" w:type="dxa"/>
-              <w:left w:w="130" w:type="dxa"/>
-              <w:right w:w="130" w:type="dxa"/>
+              <w:top w:w="70" w:type="dxa"/>
+              <w:bottom w:w="70" w:type="dxa"/>
+              <w:left w:w="100" w:type="dxa"/>
+              <w:right w:w="100" w:type="dxa"/>
             </w:tcMar>
           </w:tcPr>
           <w:p>
@@ -1045,7 +1029,7 @@
                 <w:rFonts w:ascii="Times New Roman" w:hAnsi="Times New Roman"/>
                 <w:b w:val="0"/>
                 <w:color w:val="000000"/>
-                <w:sz w:val="19"/>
+                <w:sz w:val="17"/>
               </w:rPr>
               <w:t>Binds GC-rich promoters, displacing oncogenic transcriptional initiation</w:t>
             </w:r>
@@ -1056,10 +1040,10 @@
             <w:tcW w:type="dxa" w:w="2160"/>
             <w:vAlign w:val="center"/>
             <w:tcMar>
-              <w:top w:w="90" w:type="dxa"/>
-              <w:bottom w:w="90" w:type="dxa"/>
-              <w:left w:w="130" w:type="dxa"/>
-              <w:right w:w="130" w:type="dxa"/>
+              <w:top w:w="70" w:type="dxa"/>
+              <w:bottom w:w="70" w:type="dxa"/>
+              <w:left w:w="100" w:type="dxa"/>
+              <w:right w:w="100" w:type="dxa"/>
             </w:tcMar>
           </w:tcPr>
           <w:p>
@@ -1073,7 +1057,7 @@
                 <w:rFonts w:ascii="Times New Roman" w:hAnsi="Times New Roman"/>
                 <w:b w:val="0"/>
                 <w:color w:val="000000"/>
-                <w:sz w:val="19"/>
+                <w:sz w:val="17"/>
               </w:rPr>
               <w:t>0.78</w:t>
             </w:r>
@@ -1086,10 +1070,10 @@
             <w:tcW w:type="dxa" w:w="2160"/>
             <w:vAlign w:val="center"/>
             <w:tcMar>
-              <w:top w:w="90" w:type="dxa"/>
-              <w:bottom w:w="90" w:type="dxa"/>
-              <w:left w:w="130" w:type="dxa"/>
-              <w:right w:w="130" w:type="dxa"/>
+              <w:top w:w="70" w:type="dxa"/>
+              <w:bottom w:w="70" w:type="dxa"/>
+              <w:left w:w="100" w:type="dxa"/>
+              <w:right w:w="100" w:type="dxa"/>
             </w:tcMar>
           </w:tcPr>
           <w:p>
@@ -1103,7 +1087,7 @@
                 <w:rFonts w:ascii="Times New Roman" w:hAnsi="Times New Roman"/>
                 <w:b w:val="0"/>
                 <w:color w:val="000000"/>
-                <w:sz w:val="19"/>
+                <w:sz w:val="17"/>
               </w:rPr>
               <w:t>MAX</w:t>
             </w:r>
@@ -1114,10 +1098,10 @@
             <w:tcW w:type="dxa" w:w="2160"/>
             <w:vAlign w:val="center"/>
             <w:tcMar>
-              <w:top w:w="90" w:type="dxa"/>
-              <w:bottom w:w="90" w:type="dxa"/>
-              <w:left w:w="130" w:type="dxa"/>
-              <w:right w:w="130" w:type="dxa"/>
+              <w:top w:w="70" w:type="dxa"/>
+              <w:bottom w:w="70" w:type="dxa"/>
+              <w:left w:w="100" w:type="dxa"/>
+              <w:right w:w="100" w:type="dxa"/>
             </w:tcMar>
           </w:tcPr>
           <w:p>
@@ -1131,7 +1115,7 @@
                 <w:rFonts w:ascii="Times New Roman" w:hAnsi="Times New Roman"/>
                 <w:b w:val="0"/>
                 <w:color w:val="000000"/>
-                <w:sz w:val="19"/>
+                <w:sz w:val="17"/>
               </w:rPr>
               <w:t>MYC-MAX Dimerization Interface</w:t>
             </w:r>
@@ -1142,10 +1126,10 @@
             <w:tcW w:type="dxa" w:w="2160"/>
             <w:vAlign w:val="center"/>
             <w:tcMar>
-              <w:top w:w="90" w:type="dxa"/>
-              <w:bottom w:w="90" w:type="dxa"/>
-              <w:left w:w="130" w:type="dxa"/>
-              <w:right w:w="130" w:type="dxa"/>
+              <w:top w:w="70" w:type="dxa"/>
+              <w:bottom w:w="70" w:type="dxa"/>
+              <w:left w:w="100" w:type="dxa"/>
+              <w:right w:w="100" w:type="dxa"/>
             </w:tcMar>
           </w:tcPr>
           <w:p>
@@ -1159,7 +1143,7 @@
                 <w:rFonts w:ascii="Times New Roman" w:hAnsi="Times New Roman"/>
                 <w:b w:val="0"/>
                 <w:color w:val="000000"/>
-                <w:sz w:val="19"/>
+                <w:sz w:val="17"/>
               </w:rPr>
               <w:t>10058-F4, MYCMI-6</w:t>
             </w:r>
@@ -1170,10 +1154,10 @@
             <w:tcW w:type="dxa" w:w="2160"/>
             <w:vAlign w:val="center"/>
             <w:tcMar>
-              <w:top w:w="90" w:type="dxa"/>
-              <w:bottom w:w="90" w:type="dxa"/>
-              <w:left w:w="130" w:type="dxa"/>
-              <w:right w:w="130" w:type="dxa"/>
+              <w:top w:w="70" w:type="dxa"/>
+              <w:bottom w:w="70" w:type="dxa"/>
+              <w:left w:w="100" w:type="dxa"/>
+              <w:right w:w="100" w:type="dxa"/>
             </w:tcMar>
           </w:tcPr>
           <w:p>
@@ -1187,7 +1171,7 @@
                 <w:rFonts w:ascii="Times New Roman" w:hAnsi="Times New Roman"/>
                 <w:b w:val="0"/>
                 <w:color w:val="000000"/>
-                <w:sz w:val="19"/>
+                <w:sz w:val="17"/>
               </w:rPr>
               <w:t>Preclinical Evaluation</w:t>
             </w:r>
@@ -1198,10 +1182,10 @@
             <w:tcW w:type="dxa" w:w="2160"/>
             <w:vAlign w:val="center"/>
             <w:tcMar>
-              <w:top w:w="90" w:type="dxa"/>
-              <w:bottom w:w="90" w:type="dxa"/>
-              <w:left w:w="130" w:type="dxa"/>
-              <w:right w:w="130" w:type="dxa"/>
+              <w:top w:w="70" w:type="dxa"/>
+              <w:bottom w:w="70" w:type="dxa"/>
+              <w:left w:w="100" w:type="dxa"/>
+              <w:right w:w="100" w:type="dxa"/>
             </w:tcMar>
           </w:tcPr>
           <w:p>
@@ -1215,7 +1199,7 @@
                 <w:rFonts w:ascii="Times New Roman" w:hAnsi="Times New Roman"/>
                 <w:b w:val="0"/>
                 <w:color w:val="000000"/>
-                <w:sz w:val="19"/>
+                <w:sz w:val="17"/>
               </w:rPr>
               <w:t>Directly disrupts heterodimerization with MYC to block target transactivation</w:t>
             </w:r>
@@ -1226,10 +1210,10 @@
             <w:tcW w:type="dxa" w:w="2160"/>
             <w:vAlign w:val="center"/>
             <w:tcMar>
-              <w:top w:w="90" w:type="dxa"/>
-              <w:bottom w:w="90" w:type="dxa"/>
-              <w:left w:w="130" w:type="dxa"/>
-              <w:right w:w="130" w:type="dxa"/>
+              <w:top w:w="70" w:type="dxa"/>
+              <w:bottom w:w="70" w:type="dxa"/>
+              <w:left w:w="100" w:type="dxa"/>
+              <w:right w:w="100" w:type="dxa"/>
             </w:tcMar>
           </w:tcPr>
           <w:p>
@@ -1243,7 +1227,7 @@
                 <w:rFonts w:ascii="Times New Roman" w:hAnsi="Times New Roman"/>
                 <w:b w:val="0"/>
                 <w:color w:val="000000"/>
-                <w:sz w:val="19"/>
+                <w:sz w:val="17"/>
               </w:rPr>
               <w:t>0.74</w:t>
             </w:r>
@@ -1253,7 +1237,7 @@
     </w:tbl>
     <w:p>
       <w:pPr>
-        <w:spacing w:before="80" w:after="80" w:line="276" w:lineRule="auto"/>
+        <w:spacing w:before="120" w:after="80" w:line="276" w:lineRule="auto"/>
         <w:jc w:val="both"/>
       </w:pPr>
       <w:r>
@@ -1262,7 +1246,7 @@
           <w:b w:val="0"/>
           <w:i w:val="0"/>
           <w:color w:val="000000"/>
-          <w:sz w:val="19"/>
+          <w:sz w:val="18"/>
         </w:rPr>
         <w:t>Note: Predicted sensitivity scores derived from in silico topological network repression upon simulated target inactivation.</w:t>
       </w:r>
